--- a/03_Outputs/final scripts/ru/Module 3/3.3.0-ru.docx
+++ b/03_Outputs/final scripts/ru/Module 3/3.3.0-ru.docx
@@ -9,22 +9,22 @@
     </w:p>
     <w:p>
       <w:r>
-        <w:t>Честный переход к возобновляемым источникам энергии может сделать больше, чем просто снизить выбросы — он может стимулировать устойчивое развитие и экономический рост, особенно в странах, богатых ресурсами.</w:t>
+        <w:t>Честный переход к возобновляемым источникам энергии может сделать больше, чем просто снизить выбросы — он может стимулировать устойчивое развитие и экономический рост, особенно в странах с богатыми ресурсами.</w:t>
       </w:r>
     </w:p>
     <w:p>
       <w:r>
-        <w:t>Спрос на критические минералы, такие как литий, кобальт и редкоземельные элементы, растет. Глобальные инвестиции в их разработку увеличились на 30% в 2022 году и на 10% в 2023 году, что обусловлено развитием возобновляемых технологий, таких как аккумуляторы, ветряные турбины и солнечные панели. Для стран, богатых ресурсами, это открывает большие экономические возможности — но также и риски. Добыча сосредоточена в определенных регионах, более половины — на землях коренных народов, что вызывает опасения по поводу экологического ущерба и социальных последствий. Необходимы строгие стандарты, ответственность и международное сотрудничество.</w:t>
+        <w:t>Спрос на критические минералы, такие как литий, кобальт и редкоземельные элементы, растет. Глобальные инвестиции в их разработку увеличились на 30% в 2022 году и на 10% в 2023 году, что обусловлено развитием возобновляемых технологий, таких как батареи, ветряные турбины и солнечные панели. Для стран с богатыми ресурсами это открывает большие экономические возможности — но также и риски. Добыча сосредоточена в определенных регионах, более половины — на землях коренных народов, что вызывает опасения по поводу экологического ущерба и социальных последствий. Необходимы строгие стандарты, ответственность и международное сотрудничество.</w:t>
       </w:r>
     </w:p>
     <w:p>
       <w:r>
-        <w:t>Региональное сотрудничество также может помочь. Объединяя ресурсы и развивая местную промышленность, страны могут перейти от экспорта к секторам с добавленной стоимостью, таким как переработка и производство аккумуляторов. Например, Марокко и Египет позиционируют себя как центры возобновляемого производства.</w:t>
+        <w:t>Региональное сотрудничество также может помочь. Объединяя ресурсы и развивая местную промышленность, страны могут перейти от экспорта к секторам с добавленной стоимостью, таким как переработка и производство батарей. Например, Марокко и Египет позиционируют себя как центры возобновляемого производства.</w:t>
       </w:r>
     </w:p>
     <w:p>
       <w:r>
-        <w:t>В то же время, возобновляемые источники энергии создают экологические вызовы. Ветровая и солнечная энергия выделяют до 90% меньше парниковых газов за весь жизненный цикл, но ветровые электростанции могут нарушать миграцию птиц, производство солнечных панелей использует опасные материалы, а переработка остается ограниченной. Крупные гидроэнергетические проекты, хотя и низкоэмиссионные, могут вредить речным экосистемам, если ими управлять неправильно.</w:t>
+        <w:t>В то же время, возобновляемые источники энергии создают экологические вызовы. Ветровая и солнечная энергия выделяют до 90% меньше парниковых газов за весь жизненный цикл по сравнению с ископаемым топливом, но ветряные фермы могут нарушать миграцию птиц, производство солнечных панелей использует опасные материалы, а переработка остается ограниченной. Крупные гидроэнергетические проекты, хотя и низкоэмиссионные, могут вредить речным экосистемам, если ими управлять неправильно.</w:t>
       </w:r>
     </w:p>
     <w:p>
